--- a/app/soglasie_template.docx
+++ b/app/soglasie_template.docx
@@ -99,7 +99,7 @@
           <w:sz w:val="20"/>
           <w:szCs w:val="20"/>
         </w:rPr>
-        <w:t xml:space="preserve">свободно, своей волей и в своем интересе даю согласие Индивидуальному предпринимателю Галимзянову Эдгару Айратовичу (ИНН: 165921923517, ОГРНИП: 324169000199701), зарегистрированному по адресу: г. Казань, ул. Проспект Победы 56 (далее – «Оператор»), на обработку моих персональных данных, указанных в настоящем Согласии, в соответствии со статьёй 9 Федерального закона от 27.07.2006 № 152-ФЗ «О персональных данных».</w:t>
+        <w:t xml:space="preserve">свободно, своей волей и в своем интересе даю согласие оператору персональных данных — {{ company_name }} (ИНН: {{ company_inn }}, ОГРН/ОГРНИП: {{ company_ogrn }}), адрес: {{ company_address }} (далее – «Оператор»), на обработку моих персональных данных, указанных в настоящем Согласии, в соответствии со статьёй 9 Федерального закона от 27.07.2006 № 152-ФЗ «О персональных данных».</w:t>
       </w:r>
     </w:p>
     <w:p>
@@ -378,7 +378,7 @@
           <w:sz w:val="20"/>
           <w:szCs w:val="20"/>
         </w:rPr>
-        <w:t xml:space="preserve">Согласие может быть отозвано в любой момент путём направления письменного заявления на адрес Оператора (г. Казань, ул. Проспект Победы 56) или по электронной почте (при её наличии в договоре). Отзыв согласия не распространяется на обработку, проведённую до момента отзыва. В случае отзыва согласия Оператор вправе расторгнуть Договор проката в одностороннем порядке, если обработка персональных данных необходима для его исполнения.</w:t>
+        <w:t xml:space="preserve">Согласие может быть отозвано в любой момент путём направления письменного заявления на адрес Оператора ({{ company_address }}) или по электронной почте (при её наличии в договоре). Отзыв согласия не распространяется на обработку, проведённую до момента отзыва. В случае отзыва согласия Оператор вправе расторгнуть Договор проката в одностороннем порядке, если обработка персональных данных необходима для его исполнения.</w:t>
       </w:r>
     </w:p>
     <w:p>
@@ -486,20 +486,20 @@
                 <w:sz w:val="16"/>
                 <w:szCs w:val="16"/>
               </w:rPr>
-              <w:t xml:space="preserve">ИП Галимзянов Эдгар Айратович</w:t>
-            </w:r>
-          </w:p>
-          <w:p>
-            <w:pPr>
-              <w:spacing w:after="20"/>
-            </w:pPr>
-            <w:r>
-              <w:rPr>
-                <w:color w:val="2B65C0"/>
-                <w:sz w:val="16"/>
-                <w:szCs w:val="16"/>
-              </w:rPr>
-              <w:t xml:space="preserve">ИНН 165921923517, ОГРНИП 324169000199701</w:t>
+              <w:t xml:space="preserve">{{ company_short }}</w:t>
+            </w:r>
+          </w:p>
+          <w:p>
+            <w:pPr>
+              <w:spacing w:after="20"/>
+            </w:pPr>
+            <w:r>
+              <w:rPr>
+                <w:color w:val="2B65C0"/>
+                <w:sz w:val="16"/>
+                <w:szCs w:val="16"/>
+              </w:rPr>
+              <w:t xml:space="preserve">ИНН {{ company_inn }}, ОГРН/ОГРНИП {{ company_ogrn }}</w:t>
             </w:r>
           </w:p>
         </w:tc>
